--- a/Doc y Bitácora/Documentación.docx
+++ b/Doc y Bitácora/Documentación.docx
@@ -675,7 +675,12 @@
     <w:sdt>
       <w:sdtPr>
         <w:rPr>
-          <w:lang w:val="es-ES"/>
+          <w:rFonts w:ascii="Calibri" w:eastAsia="Calibri" w:hAnsi="Calibri" w:cs="Calibri"/>
+          <w:noProof/>
+          <w:color w:val="auto"/>
+          <w:sz w:val="24"/>
+          <w:szCs w:val="24"/>
+          <w:lang w:val="es-ES" w:eastAsia="es-GT"/>
         </w:rPr>
         <w:id w:val="-910534068"/>
         <w:docPartObj>
@@ -685,14 +690,8 @@
       </w:sdtPr>
       <w:sdtEndPr>
         <w:rPr>
-          <w:rFonts w:ascii="Calibri" w:eastAsia="Calibri" w:hAnsi="Calibri" w:cs="Calibri"/>
-          <w:b/>
-          <w:bCs/>
-          <w:noProof/>
-          <w:color w:val="auto"/>
-          <w:sz w:val="24"/>
-          <w:szCs w:val="24"/>
-          <w:lang w:eastAsia="es-GT"/>
+          <w:b/>
+          <w:bCs/>
         </w:rPr>
       </w:sdtEndPr>
       <w:sdtContent>
@@ -2454,7 +2453,7 @@
           <w:szCs w:val="22"/>
         </w:rPr>
         <w:drawing>
-          <wp:anchor distT="0" distB="0" distL="114300" distR="114300" simplePos="0" relativeHeight="251659264" behindDoc="0" locked="0" layoutInCell="1" allowOverlap="1" wp14:anchorId="6FDA3F7C" wp14:editId="3FAB756C">
+          <wp:anchor distT="0" distB="0" distL="114300" distR="114300" simplePos="0" relativeHeight="251659264" behindDoc="0" locked="0" layoutInCell="1" allowOverlap="1" wp14:anchorId="6FDA3F7C" wp14:editId="6CF990DF">
             <wp:simplePos x="0" y="0"/>
             <wp:positionH relativeFrom="margin">
               <wp:align>center</wp:align>
@@ -2462,8 +2461,8 @@
             <wp:positionV relativeFrom="paragraph">
               <wp:posOffset>269875</wp:posOffset>
             </wp:positionV>
-            <wp:extent cx="6769100" cy="3174029"/>
-            <wp:effectExtent l="0" t="0" r="0" b="7620"/>
+            <wp:extent cx="6768462" cy="3482340"/>
+            <wp:effectExtent l="0" t="0" r="0" b="3810"/>
             <wp:wrapNone/>
             <wp:docPr id="1292914797" name="Imagen 1"/>
             <wp:cNvGraphicFramePr>
@@ -2491,7 +2490,7 @@
                   <pic:spPr>
                     <a:xfrm>
                       <a:off x="0" y="0"/>
-                      <a:ext cx="6769100" cy="3174029"/>
+                      <a:ext cx="6773524" cy="3484945"/>
                     </a:xfrm>
                     <a:prstGeom prst="rect">
                       <a:avLst/>
@@ -3061,7 +3060,7 @@
         </w:rPr>
         <w:lastRenderedPageBreak/>
         <w:drawing>
-          <wp:anchor distT="0" distB="0" distL="114300" distR="114300" simplePos="0" relativeHeight="251663360" behindDoc="0" locked="0" layoutInCell="1" allowOverlap="1" wp14:anchorId="341565F3" wp14:editId="6311DF2C">
+          <wp:anchor distT="0" distB="0" distL="114300" distR="114300" simplePos="0" relativeHeight="251663360" behindDoc="0" locked="0" layoutInCell="1" allowOverlap="1" wp14:anchorId="341565F3" wp14:editId="4937950C">
             <wp:simplePos x="0" y="0"/>
             <wp:positionH relativeFrom="column">
               <wp:posOffset>-749300</wp:posOffset>
@@ -3584,7 +3583,7 @@
           <w14:ligatures w14:val="standardContextual"/>
         </w:rPr>
         <w:drawing>
-          <wp:anchor distT="0" distB="0" distL="114300" distR="114300" simplePos="0" relativeHeight="251664384" behindDoc="0" locked="0" layoutInCell="1" allowOverlap="1" wp14:anchorId="6541561E" wp14:editId="1C4B096E">
+          <wp:anchor distT="0" distB="0" distL="114300" distR="114300" simplePos="0" relativeHeight="251664384" behindDoc="0" locked="0" layoutInCell="1" allowOverlap="1" wp14:anchorId="6541561E" wp14:editId="73C43524">
             <wp:simplePos x="0" y="0"/>
             <wp:positionH relativeFrom="column">
               <wp:posOffset>-783771</wp:posOffset>
@@ -4192,7 +4191,7 @@
           <w14:ligatures w14:val="standardContextual"/>
         </w:rPr>
         <w:drawing>
-          <wp:anchor distT="0" distB="0" distL="114300" distR="114300" simplePos="0" relativeHeight="251667456" behindDoc="0" locked="0" layoutInCell="1" allowOverlap="1" wp14:anchorId="6CE1D28C" wp14:editId="194F8FC4">
+          <wp:anchor distT="0" distB="0" distL="114300" distR="114300" simplePos="0" relativeHeight="251667456" behindDoc="0" locked="0" layoutInCell="1" allowOverlap="1" wp14:anchorId="6CE1D28C" wp14:editId="78DDE5C2">
             <wp:simplePos x="0" y="0"/>
             <wp:positionH relativeFrom="column">
               <wp:posOffset>590550</wp:posOffset>
@@ -4257,7 +4256,7 @@
           <w14:ligatures w14:val="standardContextual"/>
         </w:rPr>
         <w:drawing>
-          <wp:anchor distT="0" distB="0" distL="114300" distR="114300" simplePos="0" relativeHeight="251666432" behindDoc="0" locked="0" layoutInCell="1" allowOverlap="1" wp14:anchorId="5B101CC8" wp14:editId="2C5D7B4A">
+          <wp:anchor distT="0" distB="0" distL="114300" distR="114300" simplePos="0" relativeHeight="251666432" behindDoc="0" locked="0" layoutInCell="1" allowOverlap="1" wp14:anchorId="5B101CC8" wp14:editId="6EB03493">
             <wp:simplePos x="0" y="0"/>
             <wp:positionH relativeFrom="column">
               <wp:posOffset>-558914</wp:posOffset>
@@ -12656,7 +12655,7 @@
           <w14:ligatures w14:val="standardContextual"/>
         </w:rPr>
         <w:drawing>
-          <wp:anchor distT="0" distB="0" distL="114300" distR="114300" simplePos="0" relativeHeight="251671552" behindDoc="0" locked="0" layoutInCell="1" allowOverlap="1" wp14:anchorId="132BF52E" wp14:editId="1393E8FA">
+          <wp:anchor distT="0" distB="0" distL="114300" distR="114300" simplePos="0" relativeHeight="251671552" behindDoc="0" locked="0" layoutInCell="1" allowOverlap="1" wp14:anchorId="132BF52E" wp14:editId="59DC2CD1">
             <wp:simplePos x="0" y="0"/>
             <wp:positionH relativeFrom="column">
               <wp:posOffset>1181100</wp:posOffset>
@@ -15365,7 +15364,7 @@
       </w:pPr>
       <w:r>
         <w:drawing>
-          <wp:anchor distT="0" distB="0" distL="114300" distR="114300" simplePos="0" relativeHeight="251679744" behindDoc="0" locked="0" layoutInCell="1" allowOverlap="1" wp14:anchorId="602490B3" wp14:editId="21104EAE">
+          <wp:anchor distT="0" distB="0" distL="114300" distR="114300" simplePos="0" relativeHeight="251679744" behindDoc="0" locked="0" layoutInCell="1" allowOverlap="1" wp14:anchorId="602490B3" wp14:editId="08A5C0A5">
             <wp:simplePos x="0" y="0"/>
             <wp:positionH relativeFrom="column">
               <wp:posOffset>914400</wp:posOffset>
@@ -15434,6 +15433,169 @@
           <w:szCs w:val="22"/>
         </w:rPr>
       </w:pPr>
+    </w:p>
+    <w:p>
+      <w:pPr>
+        <w:tabs>
+          <w:tab w:val="left" w:pos="1812"/>
+        </w:tabs>
+        <w:rPr>
+          <w:rFonts w:ascii="Arial" w:hAnsi="Arial" w:cs="Arial"/>
+          <w:b/>
+          <w:bCs/>
+          <w:sz w:val="22"/>
+          <w:szCs w:val="22"/>
+        </w:rPr>
+      </w:pPr>
+    </w:p>
+    <w:p>
+      <w:pPr>
+        <w:tabs>
+          <w:tab w:val="left" w:pos="1812"/>
+        </w:tabs>
+        <w:rPr>
+          <w:rFonts w:ascii="Arial" w:hAnsi="Arial" w:cs="Arial"/>
+          <w:b/>
+          <w:bCs/>
+          <w:sz w:val="22"/>
+          <w:szCs w:val="22"/>
+        </w:rPr>
+      </w:pPr>
+    </w:p>
+    <w:p>
+      <w:pPr>
+        <w:tabs>
+          <w:tab w:val="left" w:pos="1812"/>
+        </w:tabs>
+        <w:rPr>
+          <w:rFonts w:ascii="Arial" w:hAnsi="Arial" w:cs="Arial"/>
+          <w:b/>
+          <w:bCs/>
+          <w:sz w:val="22"/>
+          <w:szCs w:val="22"/>
+        </w:rPr>
+      </w:pPr>
+    </w:p>
+    <w:p>
+      <w:pPr>
+        <w:tabs>
+          <w:tab w:val="left" w:pos="1812"/>
+        </w:tabs>
+        <w:rPr>
+          <w:rFonts w:ascii="Arial" w:hAnsi="Arial" w:cs="Arial"/>
+          <w:b/>
+          <w:bCs/>
+          <w:sz w:val="22"/>
+          <w:szCs w:val="22"/>
+        </w:rPr>
+      </w:pPr>
+    </w:p>
+    <w:p>
+      <w:pPr>
+        <w:tabs>
+          <w:tab w:val="left" w:pos="1812"/>
+        </w:tabs>
+        <w:rPr>
+          <w:rFonts w:ascii="Arial" w:hAnsi="Arial" w:cs="Arial"/>
+          <w:b/>
+          <w:bCs/>
+          <w:sz w:val="22"/>
+          <w:szCs w:val="22"/>
+        </w:rPr>
+      </w:pPr>
+    </w:p>
+    <w:p>
+      <w:pPr>
+        <w:tabs>
+          <w:tab w:val="left" w:pos="1812"/>
+        </w:tabs>
+        <w:rPr>
+          <w:rFonts w:ascii="Arial" w:hAnsi="Arial" w:cs="Arial"/>
+          <w:b/>
+          <w:bCs/>
+          <w:sz w:val="22"/>
+          <w:szCs w:val="22"/>
+        </w:rPr>
+      </w:pPr>
+    </w:p>
+    <w:p>
+      <w:pPr>
+        <w:tabs>
+          <w:tab w:val="left" w:pos="1812"/>
+        </w:tabs>
+        <w:rPr>
+          <w:rFonts w:ascii="Arial" w:hAnsi="Arial" w:cs="Arial"/>
+          <w:b/>
+          <w:bCs/>
+          <w:sz w:val="22"/>
+          <w:szCs w:val="22"/>
+        </w:rPr>
+      </w:pPr>
+    </w:p>
+    <w:p>
+      <w:pPr>
+        <w:tabs>
+          <w:tab w:val="left" w:pos="3036"/>
+        </w:tabs>
+        <w:jc w:val="both"/>
+        <w:rPr>
+          <w:rFonts w:ascii="Arial" w:hAnsi="Arial" w:cs="Arial"/>
+          <w:b/>
+          <w:bCs/>
+          <w:sz w:val="22"/>
+          <w:szCs w:val="22"/>
+        </w:rPr>
+      </w:pPr>
+      <w:r>
+        <w:rPr>
+          <w:rFonts w:ascii="Arial" w:hAnsi="Arial" w:cs="Arial"/>
+          <w:b/>
+          <w:bCs/>
+          <w:sz w:val="22"/>
+          <w:szCs w:val="22"/>
+        </w:rPr>
+        <w:lastRenderedPageBreak/>
+        <w:t>14 de septiembre</w:t>
+      </w:r>
+    </w:p>
+    <w:p>
+      <w:pPr>
+        <w:tabs>
+          <w:tab w:val="left" w:pos="3036"/>
+        </w:tabs>
+        <w:jc w:val="both"/>
+        <w:rPr>
+          <w:rFonts w:ascii="Arial" w:hAnsi="Arial" w:cs="Arial"/>
+          <w:sz w:val="22"/>
+          <w:szCs w:val="22"/>
+        </w:rPr>
+      </w:pPr>
+      <w:r>
+        <w:rPr>
+          <w:rFonts w:ascii="Arial" w:hAnsi="Arial" w:cs="Arial"/>
+          <w:sz w:val="22"/>
+          <w:szCs w:val="22"/>
+          <w:lang w:val="es-419"/>
+        </w:rPr>
+        <w:t xml:space="preserve">Se realizó la grabación del video solicitado para la presentación del proyecto </w:t>
+      </w:r>
+      <w:r>
+        <w:rPr>
+          <w:rFonts w:ascii="Arial" w:hAnsi="Arial" w:cs="Arial"/>
+          <w:sz w:val="22"/>
+          <w:szCs w:val="22"/>
+        </w:rPr>
+        <w:t>Hoja Clara</w:t>
+      </w:r>
+      <w:r>
+        <w:rPr>
+          <w:rFonts w:ascii="Arial" w:hAnsi="Arial" w:cs="Arial"/>
+          <w:sz w:val="22"/>
+          <w:szCs w:val="22"/>
+          <w:lang w:val="es-419"/>
+        </w:rPr>
+        <w:t>. Durante el video se explicó el funcionamiento general de la aplicación, mostrando las principales características implementadas y la forma en que el usuario puede interactuar con el sistema. También se presentó una demostración práctica de las funcionalidades desarrolladas para evidenciar el correcto funcionamiento del proyecto.</w:t>
+      </w:r>
     </w:p>
     <w:p>
       <w:pPr>

--- a/Doc y Bitácora/Documentación.docx
+++ b/Doc y Bitácora/Documentación.docx
@@ -534,93 +534,6 @@
         </w:tabs>
         <w:spacing w:line="276" w:lineRule="auto"/>
         <w:jc w:val="right"/>
-        <w:rPr>
-          <w:rFonts w:ascii="Arial" w:hAnsi="Arial" w:cs="Arial"/>
-          <w:b/>
-          <w:bCs/>
-          <w:sz w:val="22"/>
-          <w:szCs w:val="22"/>
-        </w:rPr>
-      </w:pPr>
-      <w:r>
-        <w:rPr>
-          <w:rFonts w:ascii="Arial" w:hAnsi="Arial" w:cs="Arial"/>
-          <w:b/>
-          <w:bCs/>
-          <w:sz w:val="22"/>
-          <w:szCs w:val="22"/>
-        </w:rPr>
-        <w:t>15</w:t>
-      </w:r>
-      <w:r>
-        <w:rPr>
-          <w:rFonts w:ascii="Arial" w:hAnsi="Arial" w:cs="Arial"/>
-          <w:b/>
-          <w:bCs/>
-          <w:sz w:val="22"/>
-          <w:szCs w:val="22"/>
-        </w:rPr>
-        <w:t xml:space="preserve"> de </w:t>
-      </w:r>
-      <w:r>
-        <w:rPr>
-          <w:rFonts w:ascii="Arial" w:hAnsi="Arial" w:cs="Arial"/>
-          <w:b/>
-          <w:bCs/>
-          <w:sz w:val="22"/>
-          <w:szCs w:val="22"/>
-        </w:rPr>
-        <w:t>septiembre</w:t>
-      </w:r>
-      <w:r>
-        <w:rPr>
-          <w:rFonts w:ascii="Arial" w:hAnsi="Arial" w:cs="Arial"/>
-          <w:b/>
-          <w:bCs/>
-          <w:sz w:val="22"/>
-          <w:szCs w:val="22"/>
-        </w:rPr>
-        <w:t xml:space="preserve"> de 2026</w:t>
-      </w:r>
-    </w:p>
-    <w:p>
-      <w:pPr>
-        <w:tabs>
-          <w:tab w:val="left" w:pos="7663"/>
-        </w:tabs>
-        <w:spacing w:line="276" w:lineRule="auto"/>
-        <w:jc w:val="right"/>
-        <w:rPr>
-          <w:rFonts w:ascii="Arial" w:hAnsi="Arial" w:cs="Arial"/>
-          <w:b/>
-          <w:bCs/>
-          <w:sz w:val="22"/>
-          <w:szCs w:val="22"/>
-        </w:rPr>
-      </w:pPr>
-    </w:p>
-    <w:p>
-      <w:pPr>
-        <w:tabs>
-          <w:tab w:val="left" w:pos="7663"/>
-        </w:tabs>
-        <w:spacing w:line="276" w:lineRule="auto"/>
-        <w:jc w:val="right"/>
-        <w:rPr>
-          <w:rFonts w:ascii="Arial" w:hAnsi="Arial" w:cs="Arial"/>
-          <w:b/>
-          <w:bCs/>
-          <w:sz w:val="22"/>
-          <w:szCs w:val="22"/>
-        </w:rPr>
-      </w:pPr>
-    </w:p>
-    <w:p>
-      <w:pPr>
-        <w:tabs>
-          <w:tab w:val="left" w:pos="7663"/>
-        </w:tabs>
-        <w:spacing w:line="276" w:lineRule="auto"/>
         <w:rPr>
           <w:rFonts w:ascii="Arial" w:hAnsi="Arial" w:cs="Arial"/>
           <w:b/>
@@ -639,22 +552,46 @@
           <w:docGrid w:linePitch="360"/>
         </w:sectPr>
       </w:pPr>
-    </w:p>
-    <w:p>
-      <w:pPr>
-        <w:tabs>
-          <w:tab w:val="left" w:pos="7663"/>
-        </w:tabs>
-        <w:spacing w:line="276" w:lineRule="auto"/>
-        <w:jc w:val="both"/>
-        <w:rPr>
-          <w:rFonts w:ascii="Arial" w:hAnsi="Arial" w:cs="Arial"/>
-          <w:b/>
-          <w:bCs/>
-          <w:sz w:val="22"/>
-          <w:szCs w:val="22"/>
-        </w:rPr>
-      </w:pPr>
+      <w:r>
+        <w:rPr>
+          <w:rFonts w:ascii="Arial" w:hAnsi="Arial" w:cs="Arial"/>
+          <w:b/>
+          <w:bCs/>
+          <w:sz w:val="22"/>
+          <w:szCs w:val="22"/>
+        </w:rPr>
+        <w:t>15</w:t>
+      </w:r>
+      <w:r>
+        <w:rPr>
+          <w:rFonts w:ascii="Arial" w:hAnsi="Arial" w:cs="Arial"/>
+          <w:b/>
+          <w:bCs/>
+          <w:sz w:val="22"/>
+          <w:szCs w:val="22"/>
+        </w:rPr>
+        <w:t xml:space="preserve"> de </w:t>
+      </w:r>
+      <w:r>
+        <w:rPr>
+          <w:rFonts w:ascii="Arial" w:hAnsi="Arial" w:cs="Arial"/>
+          <w:b/>
+          <w:bCs/>
+          <w:sz w:val="22"/>
+          <w:szCs w:val="22"/>
+        </w:rPr>
+        <w:t>septiembre</w:t>
+      </w:r>
+      <w:r>
+        <w:rPr>
+          <w:rFonts w:ascii="Arial" w:hAnsi="Arial" w:cs="Arial"/>
+          <w:b/>
+          <w:bCs/>
+          <w:sz w:val="22"/>
+          <w:szCs w:val="22"/>
+        </w:rPr>
+        <w:t xml:space="preserve"> de 2026</w:t>
+      </w:r>
     </w:p>
     <w:p>
       <w:pPr>
@@ -1919,6 +1856,7 @@
     <w:p>
       <w:pPr>
         <w:pStyle w:val="Ttulo1"/>
+        <w:jc w:val="center"/>
         <w:rPr>
           <w:rFonts w:ascii="Arial" w:hAnsi="Arial" w:cs="Arial"/>
           <w:b/>
@@ -2453,7 +2391,7 @@
           <w:szCs w:val="22"/>
         </w:rPr>
         <w:drawing>
-          <wp:anchor distT="0" distB="0" distL="114300" distR="114300" simplePos="0" relativeHeight="251659264" behindDoc="0" locked="0" layoutInCell="1" allowOverlap="1" wp14:anchorId="6FDA3F7C" wp14:editId="6CF990DF">
+          <wp:anchor distT="0" distB="0" distL="114300" distR="114300" simplePos="0" relativeHeight="251659264" behindDoc="0" locked="0" layoutInCell="1" allowOverlap="1" wp14:anchorId="6FDA3F7C" wp14:editId="7299F668">
             <wp:simplePos x="0" y="0"/>
             <wp:positionH relativeFrom="margin">
               <wp:align>center</wp:align>
@@ -3060,7 +2998,7 @@
         </w:rPr>
         <w:lastRenderedPageBreak/>
         <w:drawing>
-          <wp:anchor distT="0" distB="0" distL="114300" distR="114300" simplePos="0" relativeHeight="251663360" behindDoc="0" locked="0" layoutInCell="1" allowOverlap="1" wp14:anchorId="341565F3" wp14:editId="4937950C">
+          <wp:anchor distT="0" distB="0" distL="114300" distR="114300" simplePos="0" relativeHeight="251663360" behindDoc="0" locked="0" layoutInCell="1" allowOverlap="1" wp14:anchorId="341565F3" wp14:editId="42312660">
             <wp:simplePos x="0" y="0"/>
             <wp:positionH relativeFrom="column">
               <wp:posOffset>-749300</wp:posOffset>
@@ -3583,7 +3521,7 @@
           <w14:ligatures w14:val="standardContextual"/>
         </w:rPr>
         <w:drawing>
-          <wp:anchor distT="0" distB="0" distL="114300" distR="114300" simplePos="0" relativeHeight="251664384" behindDoc="0" locked="0" layoutInCell="1" allowOverlap="1" wp14:anchorId="6541561E" wp14:editId="73C43524">
+          <wp:anchor distT="0" distB="0" distL="114300" distR="114300" simplePos="0" relativeHeight="251664384" behindDoc="0" locked="0" layoutInCell="1" allowOverlap="1" wp14:anchorId="6541561E" wp14:editId="3AAE0CE3">
             <wp:simplePos x="0" y="0"/>
             <wp:positionH relativeFrom="column">
               <wp:posOffset>-783771</wp:posOffset>
@@ -4191,7 +4129,7 @@
           <w14:ligatures w14:val="standardContextual"/>
         </w:rPr>
         <w:drawing>
-          <wp:anchor distT="0" distB="0" distL="114300" distR="114300" simplePos="0" relativeHeight="251667456" behindDoc="0" locked="0" layoutInCell="1" allowOverlap="1" wp14:anchorId="6CE1D28C" wp14:editId="78DDE5C2">
+          <wp:anchor distT="0" distB="0" distL="114300" distR="114300" simplePos="0" relativeHeight="251667456" behindDoc="0" locked="0" layoutInCell="1" allowOverlap="1" wp14:anchorId="6CE1D28C" wp14:editId="7C0082FD">
             <wp:simplePos x="0" y="0"/>
             <wp:positionH relativeFrom="column">
               <wp:posOffset>590550</wp:posOffset>
@@ -4256,7 +4194,7 @@
           <w14:ligatures w14:val="standardContextual"/>
         </w:rPr>
         <w:drawing>
-          <wp:anchor distT="0" distB="0" distL="114300" distR="114300" simplePos="0" relativeHeight="251666432" behindDoc="0" locked="0" layoutInCell="1" allowOverlap="1" wp14:anchorId="5B101CC8" wp14:editId="6EB03493">
+          <wp:anchor distT="0" distB="0" distL="114300" distR="114300" simplePos="0" relativeHeight="251666432" behindDoc="0" locked="0" layoutInCell="1" allowOverlap="1" wp14:anchorId="5B101CC8" wp14:editId="569061B0">
             <wp:simplePos x="0" y="0"/>
             <wp:positionH relativeFrom="column">
               <wp:posOffset>-558914</wp:posOffset>
@@ -12655,7 +12593,7 @@
           <w14:ligatures w14:val="standardContextual"/>
         </w:rPr>
         <w:drawing>
-          <wp:anchor distT="0" distB="0" distL="114300" distR="114300" simplePos="0" relativeHeight="251671552" behindDoc="0" locked="0" layoutInCell="1" allowOverlap="1" wp14:anchorId="132BF52E" wp14:editId="59DC2CD1">
+          <wp:anchor distT="0" distB="0" distL="114300" distR="114300" simplePos="0" relativeHeight="251671552" behindDoc="0" locked="0" layoutInCell="1" allowOverlap="1" wp14:anchorId="132BF52E" wp14:editId="1E705598">
             <wp:simplePos x="0" y="0"/>
             <wp:positionH relativeFrom="column">
               <wp:posOffset>1181100</wp:posOffset>
@@ -15364,7 +15302,7 @@
       </w:pPr>
       <w:r>
         <w:drawing>
-          <wp:anchor distT="0" distB="0" distL="114300" distR="114300" simplePos="0" relativeHeight="251679744" behindDoc="0" locked="0" layoutInCell="1" allowOverlap="1" wp14:anchorId="602490B3" wp14:editId="08A5C0A5">
+          <wp:anchor distT="0" distB="0" distL="114300" distR="114300" simplePos="0" relativeHeight="251679744" behindDoc="0" locked="0" layoutInCell="1" allowOverlap="1" wp14:anchorId="602490B3" wp14:editId="76971E3F">
             <wp:simplePos x="0" y="0"/>
             <wp:positionH relativeFrom="column">
               <wp:posOffset>914400</wp:posOffset>
